--- a/assets/downloads/FS_SLC_L2_Assessment_Record_Sheet_Exemplar.docx
+++ b/assets/downloads/FS_SLC_L2_Assessment_Record_Sheet_Exemplar.docx
@@ -165,7 +165,7 @@
                 <w:rFonts w:ascii="Arial" w:hAnsi="Arial"/>
                 <w:sz w:val="20"/>
               </w:rPr>
-              <w:t>Abdul (FS English Lead)</w:t>
+              <w:t>Abdul (Functional Skills Lead Assessor)</w:t>
             </w:r>
           </w:p>
         </w:tc>
@@ -253,7 +253,7 @@
                 <w:rFonts w:ascii="Arial" w:hAnsi="Arial"/>
                 <w:sz w:val="20"/>
               </w:rPr>
-              <w:t>Constantin (Healthcare Support)</w:t>
+              <w:t>Constantin (Customer Service Assistant)</w:t>
             </w:r>
           </w:p>
         </w:tc>
@@ -341,7 +341,7 @@
                 <w:rFonts w:ascii="Arial" w:hAnsi="Arial"/>
                 <w:sz w:val="20"/>
               </w:rPr>
-              <w:t>Thomas (Therapy) / Amara (Care Coord)</w:t>
+              <w:t>Thomas (Retail) / Amara (Admin &amp; Operations)</w:t>
             </w:r>
           </w:p>
         </w:tc>
@@ -363,7 +363,7 @@
                 <w:b/>
                 <w:sz w:val="20"/>
               </w:rPr>
-              <w:t>Group Size:</w:t>
+              <w:t>Cohort Size:</w:t>
             </w:r>
           </w:p>
         </w:tc>
@@ -384,7 +384,7 @@
                 <w:rFonts w:ascii="Arial" w:hAnsi="Arial"/>
                 <w:sz w:val="20"/>
               </w:rPr>
-              <w:t>3 Candidates (Cohort)</w:t>
+              <w:t>3 Candidates (Panel)</w:t>
             </w:r>
           </w:p>
         </w:tc>
@@ -408,7 +408,7 @@
           <w:i/>
           <w:sz w:val="20"/>
         </w:rPr>
-        <w:t>Topic: Infection Prevention and Control in Community Healthcare: Translating Guidelines into Daily Practice</w:t>
+        <w:t>Topic: Dealing with Difficult Customers: How to Stay Calm and Solve Problems</w:t>
         <w:br/>
         <w:t>Duration: 5 Minutes Presentation + 4 Minutes Audience Q&amp;A (Total: ~9 Mins)</w:t>
       </w:r>
@@ -602,7 +602,7 @@
                 <w:rFonts w:ascii="Arial" w:hAnsi="Arial"/>
                 <w:sz w:val="19"/>
               </w:rPr>
-              <w:t>Constantin: Identified core HCAI risks, SICPs, and policy context clearly.</w:t>
+              <w:t>Constantin: Set out clear customer frustration triggers, store statistics, and de-escalation steps.</w:t>
             </w:r>
           </w:p>
         </w:tc>
@@ -686,7 +686,7 @@
                 <w:rFonts w:ascii="Arial" w:hAnsi="Arial"/>
                 <w:sz w:val="19"/>
               </w:rPr>
-              <w:t>Constantin: Maintained logical trajectory from audit data to solutions and pilot impact.</w:t>
+              <w:t>Constantin: Structured logical flow from why customers get angry to 3 golden rules and store results.</w:t>
             </w:r>
           </w:p>
         </w:tc>
@@ -774,7 +774,7 @@
                 <w:rFonts w:ascii="Arial" w:hAnsi="Arial"/>
                 <w:sz w:val="19"/>
               </w:rPr>
-              <w:t>Constantin: Defended budget and domestic asepsis with comprehensive justification.</w:t>
+              <w:t>Constantin: Answered questions on verbal abuse policy and no-receipt returns with clear workplace rules.</w:t>
             </w:r>
           </w:p>
         </w:tc>
@@ -858,7 +858,7 @@
                 <w:rFonts w:ascii="Arial" w:hAnsi="Arial"/>
                 <w:sz w:val="19"/>
               </w:rPr>
-              <w:t>Thomas &amp; Amara: Asked probing, multi-part analytical questions on cost &amp; asepsis.</w:t>
+              <w:t>Thomas &amp; Amara: Asked detailed, probing questions about abusive language and refund policy.</w:t>
             </w:r>
           </w:p>
         </w:tc>
@@ -946,7 +946,7 @@
                 <w:rFonts w:ascii="Arial" w:hAnsi="Arial"/>
                 <w:sz w:val="19"/>
               </w:rPr>
-              <w:t>Constantin: Articulate, authoritative delivery; used visual slides and prompt cards.</w:t>
+              <w:t>Constantin: Spoke at a steady, natural pace using bullet-point cue cards and regular eye contact.</w:t>
             </w:r>
           </w:p>
         </w:tc>
@@ -1030,7 +1030,7 @@
                 <w:rFonts w:ascii="Arial" w:hAnsi="Arial"/>
                 <w:sz w:val="19"/>
               </w:rPr>
-              <w:t>Constantin: Formal clinical register maintained throughout; avoided colloquialisms.</w:t>
+              <w:t>Constantin: Polite, professional tone throughout; avoided informal slang and stayed calm.</w:t>
             </w:r>
           </w:p>
         </w:tc>
@@ -1054,9 +1054,9 @@
           <w:i/>
           <w:sz w:val="20"/>
         </w:rPr>
-        <w:t>Topic: Digital Monitoring vs Face-to-Face Care: Can Remote Healthcare Technologies Safely Replace Routine In-Person Care?</w:t>
+        <w:t>Topic: Should Companies Move to a 4-Day Working Week?</w:t>
         <w:br/>
-        <w:t>Pre-Discussion Research Notes: Verified &amp; Submitted by all 3 candidates prior to assessment.</w:t>
+        <w:t>Pre-Discussion Research Notes: Prepared and verified for all 3 candidates beforehand.</w:t>
       </w:r>
     </w:p>
     <w:tbl>
@@ -1248,7 +1248,7 @@
                 <w:rFonts w:ascii="Arial" w:hAnsi="Arial"/>
                 <w:sz w:val="19"/>
               </w:rPr>
-              <w:t>All 3: Maintained formal, professional register appropriate to healthcare panel.</w:t>
+              <w:t>All 3: Articulate, respectful spoken contributions; clear turn-taking throughout.</w:t>
             </w:r>
           </w:p>
         </w:tc>
@@ -1332,7 +1332,7 @@
                 <w:rFonts w:ascii="Arial" w:hAnsi="Arial"/>
                 <w:sz w:val="19"/>
               </w:rPr>
-              <w:t>Thomas cited King's Fund; Amara cited Healthwatch; Constantin cited RCN audit.</w:t>
+              <w:t>Thomas cited UK pilot study (65% drop in sick days); Amara cited shift workers &amp; school runs; Constantin cited warehouse fatigue.</w:t>
             </w:r>
           </w:p>
         </w:tc>
@@ -1420,7 +1420,7 @@
                 <w:rFonts w:ascii="Arial" w:hAnsi="Arial"/>
                 <w:sz w:val="19"/>
               </w:rPr>
-              <w:t>Courteous register; adapted phrasing smoothly when challenging points.</w:t>
+              <w:t>Respectful, professional register maintained; polite disagreement without speaking over others.</w:t>
             </w:r>
           </w:p>
         </w:tc>
@@ -1504,7 +1504,7 @@
                 <w:rFonts w:ascii="Arial" w:hAnsi="Arial"/>
                 <w:sz w:val="19"/>
               </w:rPr>
-              <w:t>Amara and Constantin synthesized views; group moved to a hybrid model solution.</w:t>
+              <w:t>Constantin built on Amara's fatigue point; Amara proposed optional choice; Thomas delivered final group summary.</w:t>
             </w:r>
           </w:p>
         </w:tc>
@@ -1592,7 +1592,7 @@
                 <w:rFonts w:ascii="Arial" w:hAnsi="Arial"/>
                 <w:sz w:val="19"/>
               </w:rPr>
-              <w:t>Analysed safeguarding blind spots, telemetry accuracy, and digital literacy divide.</w:t>
+              <w:t>Analysed impact across office, retail, and warehouse sectors, balancing staff wellbeing against operational cover.</w:t>
             </w:r>
           </w:p>
         </w:tc>
@@ -1676,7 +1676,7 @@
                 <w:rFonts w:ascii="Arial" w:hAnsi="Arial"/>
                 <w:sz w:val="19"/>
               </w:rPr>
-              <w:t>Thomas interjected politely ('If I could just interject...'); Constantin responded constructively.</w:t>
+              <w:t>Thomas interjected politely ('Can I just come in there...?'); Constantin accepted the rotating-day suggestion warmly.</w:t>
             </w:r>
           </w:p>
         </w:tc>
@@ -1699,7 +1699,7 @@
           <w:rFonts w:ascii="Arial" w:hAnsi="Arial"/>
           <w:sz w:val="20"/>
         </w:rPr>
-        <w:t>Lead Assessor Declaration: All three candidates (Constantin, Thomas, and Amara) have unequivocally demonstrated all subject content statements for Level 2 Speaking, Listening and Communicating across both tasks. Pre-prepared presentation notes and independent research sheets were submitted and verified prior to assessment.</w:t>
+        <w:t>Lead Assessor Declaration: All three candidates (Constantin, Thomas, and Amara) demonstrated all subject content statements for Level 2 Speaking, Listening and Communicating across both tasks. Spoken delivery was natural and fluent, cue cards were used correctly without script-reading, and pre-discussion research was well integrated.</w:t>
         <w:br/>
         <w:br/>
         <w:t>Lead Assessor: Abdul    Signature: Abdul [Confirmed]    Date: 17/10/2026</w:t>

--- a/assets/downloads/FS_SLC_L2_Assessment_Record_Sheet_Exemplar.docx
+++ b/assets/downloads/FS_SLC_L2_Assessment_Record_Sheet_Exemplar.docx
@@ -1699,7 +1699,7 @@
           <w:rFonts w:ascii="Arial" w:hAnsi="Arial"/>
           <w:sz w:val="20"/>
         </w:rPr>
-        <w:t>Lead Assessor Declaration: All three candidates (Constantin, Thomas, and Amara) demonstrated all subject content statements for Level 2 Speaking, Listening and Communicating across both tasks. Spoken delivery was natural and fluent, cue cards were used correctly without script-reading, and pre-discussion research was well integrated.</w:t>
+        <w:t>Lead Assessor Declaration: All three candidates (Constantin, Thomas, and Amara) demonstrated all subject content statements for Level 2 Speaking, Listening and Communicating across both tasks. In accordance with Pearson Edexcel assessment regulations, the assessor remained completely silent once each task began. Constantin independently chaired his own audience Q&amp;A session without waiting for tutor prompts, and the group conducted their 15-minute discussion entirely by themselves until the assessment concluded and the Teams recording was stopped.</w:t>
         <w:br/>
         <w:br/>
         <w:t>Lead Assessor: Abdul    Signature: Abdul [Confirmed]    Date: 17/10/2026</w:t>

--- a/assets/downloads/FS_SLC_L2_Assessment_Record_Sheet_Exemplar.docx
+++ b/assets/downloads/FS_SLC_L2_Assessment_Record_Sheet_Exemplar.docx
@@ -1699,7 +1699,7 @@
           <w:rFonts w:ascii="Arial" w:hAnsi="Arial"/>
           <w:sz w:val="20"/>
         </w:rPr>
-        <w:t>Lead Assessor Declaration: All three candidates (Constantin, Thomas, and Amara) demonstrated all subject content statements for Level 2 Speaking, Listening and Communicating across both tasks. In accordance with Pearson Edexcel assessment regulations, the assessor remained completely silent once each task began. Constantin independently chaired his own audience Q&amp;A session without waiting for tutor prompts, and the group conducted their 15-minute discussion entirely by themselves until the assessment concluded and the Teams recording was stopped.</w:t>
+        <w:t>Lead Assessor Declaration: All three candidates (Constantin, Thomas, and Amara) demonstrated all subject content statements for Level 2 Speaking, Listening and Communicating across both tasks. In accordance with Pearson Edexcel assessment regulations, the assessor remained completely silent once each task began. Constantin independently chaired his own audience Q&amp;A session without waiting for tutor prompts, and the group conducted their 15-minute discussion entirely by themselves until the assessment concluded.</w:t>
         <w:br/>
         <w:br/>
         <w:t>Lead Assessor: Abdul    Signature: Abdul [Confirmed]    Date: 17/10/2026</w:t>

--- a/assets/downloads/FS_SLC_L2_Assessment_Record_Sheet_Exemplar.docx
+++ b/assets/downloads/FS_SLC_L2_Assessment_Record_Sheet_Exemplar.docx
@@ -77,7 +77,7 @@
                 <w:rFonts w:ascii="Arial" w:hAnsi="Arial"/>
                 <w:sz w:val="20"/>
               </w:rPr>
-              <w:t>Oxford Health / Master Functional Skills</w:t>
+              <w:t>Master Functional Skills</w:t>
             </w:r>
           </w:p>
         </w:tc>

--- a/assets/downloads/FS_SLC_L2_Assessment_Record_Sheet_Exemplar.docx
+++ b/assets/downloads/FS_SLC_L2_Assessment_Record_Sheet_Exemplar.docx
@@ -165,7 +165,7 @@
                 <w:rFonts w:ascii="Arial" w:hAnsi="Arial"/>
                 <w:sz w:val="20"/>
               </w:rPr>
-              <w:t>Abdul (Functional Skills Lead Assessor)</w:t>
+              <w:t>Subi (Functional Skills Lead Assessor)</w:t>
             </w:r>
           </w:p>
         </w:tc>
@@ -1702,7 +1702,7 @@
         <w:t>Lead Assessor Declaration: All three candidates (Constantin, Thomas, and Amara) demonstrated all subject content statements for Level 2 Speaking, Listening and Communicating across both tasks. In accordance with Pearson Edexcel assessment regulations, the assessor remained completely silent once each task began. Constantin independently chaired his own audience Q&amp;A session without waiting for tutor prompts, and the group conducted their 15-minute discussion entirely by themselves until the assessment concluded.</w:t>
         <w:br/>
         <w:br/>
-        <w:t>Lead Assessor: Abdul    Signature: Abdul [Confirmed]    Date: 17/10/2026</w:t>
+        <w:t>Lead Assessor: Subi    Signature: Subi [Confirmed]    Date: 17/10/2026</w:t>
         <w:br/>
         <w:t>Standards Verification: Pearson Edexcel Reformed Functional Skills English Level 2</w:t>
       </w:r>
